--- a/web/public/legal/Политика конфиденциальности.docx
+++ b/web/public/legal/Политика конфиденциальности.docx
@@ -238,7 +238,7 @@
         <w:rPr>
           <w:sz w:val="22"/>
         </w:rPr>
-        <w:t>улучшение работы сайта (аналитика);</w:t>
+        <w:t>улучшение работы сайта (если используется аналитика);</w:t>
       </w:r>
     </w:p>
     <w:p>
@@ -262,7 +262,7 @@
           <w:color w:val="061426"/>
           <w:sz w:val="24"/>
         </w:rPr>
-        <w:t>4. Правовое основание</w:t>
+        <w:t>4. Правовое основание обработки</w:t>
       </w:r>
     </w:p>
     <w:p>
@@ -270,7 +270,7 @@
         <w:rPr>
           <w:sz w:val="22"/>
         </w:rPr>
-        <w:t>Обработка персональных данных осуществляется на основании согласия субъекта персональных данных (ст. 9 Федерального закона № 152-ФЗ).</w:t>
+        <w:t>Обработка персональных данных осуществляется на основании согласия субъекта персональных данных (ст. 9 Федерального закона от 27.07.2006 № 152-ФЗ «О персональных данных»). Согласие выражается путём заполнения формы заявки и отметки соответствующего чекбокса на сайте.</w:t>
       </w:r>
     </w:p>
     <w:p>
@@ -304,7 +304,28 @@
           <w:color w:val="061426"/>
           <w:sz w:val="24"/>
         </w:rPr>
-        <w:t>6. Cookies и аналитика</w:t>
+        <w:t>6. Хостинг и технические сервисы</w:t>
+      </w:r>
+    </w:p>
+    <w:p>
+      <w:r>
+        <w:rPr>
+          <w:sz w:val="22"/>
+        </w:rPr>
+        <w:t>Сайт размещается на инфраструктуре хостинг-провайдера. Техническая обработка данных может осуществляться с использованием сервисов, обеспечивающих работу сайта, формы заявки, почты, Telegram-уведомлений и средств защиты от спама.</w:t>
+      </w:r>
+    </w:p>
+    <w:p>
+      <w:pPr>
+        <w:jc w:val="left"/>
+      </w:pPr>
+      <w:r>
+        <w:rPr>
+          <w:b/>
+          <w:color w:val="061426"/>
+          <w:sz w:val="24"/>
+        </w:rPr>
+        <w:t>7. Cookies и аналитика</w:t>
       </w:r>
     </w:p>
     <w:p>
@@ -333,27 +354,6 @@
           <w:color w:val="061426"/>
           <w:sz w:val="24"/>
         </w:rPr>
-        <w:t>7. Хостинг и технические сервисы</w:t>
-      </w:r>
-    </w:p>
-    <w:p>
-      <w:r>
-        <w:rPr>
-          <w:sz w:val="22"/>
-        </w:rPr>
-        <w:t>Сайт размещается на инфраструктуре хостинг-провайдера. Техническая обработка данных может осуществляться с использованием сервисов, обеспечивающих работу сайта, формы заявки, почты и Telegram-уведомлений.</w:t>
-      </w:r>
-    </w:p>
-    <w:p>
-      <w:pPr>
-        <w:jc w:val="left"/>
-      </w:pPr>
-      <w:r>
-        <w:rPr>
-          <w:b/>
-          <w:color w:val="061426"/>
-          <w:sz w:val="24"/>
-        </w:rPr>
         <w:t>8. Срок хранения</w:t>
       </w:r>
     </w:p>
@@ -362,7 +362,7 @@
         <w:rPr>
           <w:sz w:val="22"/>
         </w:rPr>
-        <w:t>Персональные данные хранятся не дольше, чем это необходимо для целей обработки: для заявок — до завершения коммуникации и не более 12 месяцев с даты последнего обращения, если более длительный срок не требуется по закону. Пользователь вправе отозвать согласие раньше.</w:t>
+        <w:t>Персональные данные хранятся не дольше, чем это необходимо для целей обработки: для заявок — до завершения коммуникации и не более 12 месяцев с даты последнего обращения, если более длительный срок не требуется по закону или договорным отношениям. Пользователь вправе отозвать согласие раньше.</w:t>
       </w:r>
     </w:p>
     <w:p>
